--- a/Documentation/Checklist_Release_VECTO_3.2.2.1133.docx
+++ b/Documentation/Checklist_Release_VECTO_3.2.2.1133.docx
@@ -157,35 +157,7 @@
               <w:rPr>
                 <w:rFonts w:ascii="Arial" w:hAnsi="Arial" w:cs="Arial"/>
               </w:rPr>
-              <w:t xml:space="preserve">: </w:t>
-            </w:r>
-            <w:proofErr w:type="spellStart"/>
-            <w:r>
-              <w:rPr>
-                <w:rFonts w:ascii="Arial" w:hAnsi="Arial" w:cs="Arial"/>
-              </w:rPr>
-              <w:t>VectoCore</w:t>
-            </w:r>
-            <w:proofErr w:type="spellEnd"/>
-            <w:r>
-              <w:rPr>
-                <w:rFonts w:ascii="Arial" w:hAnsi="Arial" w:cs="Arial"/>
-              </w:rPr>
-              <w:t xml:space="preserve">/VersionNumber.t4; </w:t>
-            </w:r>
-            <w:proofErr w:type="spellStart"/>
-            <w:r>
-              <w:rPr>
-                <w:rFonts w:ascii="Arial" w:hAnsi="Arial" w:cs="Arial"/>
-              </w:rPr>
-              <w:t>HashingTool</w:t>
-            </w:r>
-            <w:proofErr w:type="spellEnd"/>
-            <w:r>
-              <w:rPr>
-                <w:rFonts w:ascii="Arial" w:hAnsi="Arial" w:cs="Arial"/>
-              </w:rPr>
-              <w:t xml:space="preserve"> Version.tt</w:t>
+              <w:t>: VectoCore/VersionNumber.t4; HashingTool Version.tt</w:t>
             </w:r>
           </w:p>
         </w:tc>
@@ -1229,16 +1201,8 @@
               <w:rPr>
                 <w:rFonts w:ascii="Arial" w:hAnsi="Arial" w:cs="Arial"/>
               </w:rPr>
-              <w:t xml:space="preserve">VECTO </w:t>
-            </w:r>
-            <w:proofErr w:type="spellStart"/>
-            <w:r>
-              <w:rPr>
-                <w:rFonts w:ascii="Arial" w:hAnsi="Arial" w:cs="Arial"/>
-              </w:rPr>
-              <w:t>UserBugs</w:t>
-            </w:r>
-            <w:proofErr w:type="spellEnd"/>
+              <w:t>VECTO UserBugs</w:t>
+            </w:r>
             <w:r>
               <w:rPr>
                 <w:rFonts w:ascii="Arial" w:hAnsi="Arial" w:cs="Arial"/>
@@ -1808,23 +1772,7 @@
                 <w:rFonts w:ascii="Arial" w:hAnsi="Arial" w:cs="Arial"/>
                 <w:b/>
               </w:rPr>
-              <w:t xml:space="preserve">Create </w:t>
-            </w:r>
-            <w:proofErr w:type="spellStart"/>
-            <w:r>
-              <w:rPr>
-                <w:rFonts w:ascii="Arial" w:hAnsi="Arial" w:cs="Arial"/>
-                <w:b/>
-              </w:rPr>
-              <w:t>Vecto</w:t>
-            </w:r>
-            <w:proofErr w:type="spellEnd"/>
-            <w:r>
-              <w:rPr>
-                <w:rFonts w:ascii="Arial" w:hAnsi="Arial" w:cs="Arial"/>
-                <w:b/>
-              </w:rPr>
-              <w:t xml:space="preserve"> Release </w:t>
+              <w:t xml:space="preserve">Create Vecto Release </w:t>
             </w:r>
           </w:p>
         </w:tc>
@@ -3180,21 +3128,7 @@
               <w:rPr>
                 <w:rFonts w:ascii="Arial" w:hAnsi="Arial" w:cs="Arial"/>
               </w:rPr>
-              <w:t xml:space="preserve">Engineering Mode: </w:t>
-            </w:r>
-            <w:proofErr w:type="spellStart"/>
-            <w:r>
-              <w:rPr>
-                <w:rFonts w:ascii="Arial" w:hAnsi="Arial" w:cs="Arial"/>
-              </w:rPr>
-              <w:t>CityBus</w:t>
-            </w:r>
-            <w:proofErr w:type="spellEnd"/>
-            <w:r>
-              <w:rPr>
-                <w:rFonts w:ascii="Arial" w:hAnsi="Arial" w:cs="Arial"/>
-              </w:rPr>
-              <w:t xml:space="preserve"> AT-S</w:t>
+              <w:t>Engineering Mode: CityBus AT-S</w:t>
             </w:r>
             <w:r>
               <w:rPr>
@@ -3328,21 +3262,7 @@
               <w:rPr>
                 <w:rFonts w:ascii="Arial" w:hAnsi="Arial" w:cs="Arial"/>
               </w:rPr>
-              <w:t xml:space="preserve">Engineering Mode: </w:t>
-            </w:r>
-            <w:proofErr w:type="spellStart"/>
-            <w:r>
-              <w:rPr>
-                <w:rFonts w:ascii="Arial" w:hAnsi="Arial" w:cs="Arial"/>
-              </w:rPr>
-              <w:t>CityBus</w:t>
-            </w:r>
-            <w:proofErr w:type="spellEnd"/>
-            <w:r>
-              <w:rPr>
-                <w:rFonts w:ascii="Arial" w:hAnsi="Arial" w:cs="Arial"/>
-              </w:rPr>
-              <w:t xml:space="preserve"> AT-P</w:t>
+              <w:t>Engineering Mode: CityBus AT-P</w:t>
             </w:r>
             <w:r>
               <w:rPr>
@@ -3476,21 +3396,7 @@
               <w:rPr>
                 <w:rFonts w:ascii="Arial" w:hAnsi="Arial" w:cs="Arial"/>
               </w:rPr>
-              <w:t xml:space="preserve">Engineering Mode: </w:t>
-            </w:r>
-            <w:proofErr w:type="spellStart"/>
-            <w:r>
-              <w:rPr>
-                <w:rFonts w:ascii="Arial" w:hAnsi="Arial" w:cs="Arial"/>
-              </w:rPr>
-              <w:t>InterurbanBus</w:t>
-            </w:r>
-            <w:proofErr w:type="spellEnd"/>
-            <w:r>
-              <w:rPr>
-                <w:rFonts w:ascii="Arial" w:hAnsi="Arial" w:cs="Arial"/>
-              </w:rPr>
-              <w:t xml:space="preserve"> AAUX</w:t>
+              <w:t>Engineering Mode: InterurbanBus AAUX</w:t>
             </w:r>
             <w:r>
               <w:rPr>
@@ -3743,19 +3649,11 @@
               <w:lastRenderedPageBreak/>
               <w:tab/>
             </w:r>
-            <w:proofErr w:type="spellStart"/>
-            <w:r>
-              <w:rPr>
-                <w:rFonts w:ascii="Arial" w:hAnsi="Arial" w:cs="Arial"/>
-              </w:rPr>
-              <w:t>VectoCMD</w:t>
-            </w:r>
-            <w:proofErr w:type="spellEnd"/>
-            <w:r>
-              <w:rPr>
-                <w:rFonts w:ascii="Arial" w:hAnsi="Arial" w:cs="Arial"/>
-              </w:rPr>
-              <w:t>: Declaration Class 2 works</w:t>
+            <w:r>
+              <w:rPr>
+                <w:rFonts w:ascii="Arial" w:hAnsi="Arial" w:cs="Arial"/>
+              </w:rPr>
+              <w:t>VectoCMD: Declaration Class 2 works</w:t>
             </w:r>
           </w:p>
         </w:tc>
@@ -3975,7 +3873,7 @@
             </w:rPr>
             <w:id w:val="775679042"/>
             <w14:checkbox>
-              <w14:checked w14:val="0"/>
+              <w14:checked w14:val="1"/>
               <w14:checkedState w14:val="2612" w14:font="MS Gothic"/>
               <w14:uncheckedState w14:val="2610" w14:font="MS Gothic"/>
             </w14:checkbox>
@@ -3997,7 +3895,7 @@
                   <w:rPr>
                     <w:rFonts w:ascii="MS Gothic" w:eastAsia="MS Gothic" w:hAnsi="MS Gothic" w:cs="Arial" w:hint="eastAsia"/>
                   </w:rPr>
-                  <w:t>☐</w:t>
+                  <w:t>☒</w:t>
                 </w:r>
               </w:p>
             </w:tc>
@@ -4131,7 +4029,7 @@
             </w:rPr>
             <w:id w:val="855547320"/>
             <w14:checkbox>
-              <w14:checked w14:val="0"/>
+              <w14:checked w14:val="1"/>
               <w14:checkedState w14:val="2612" w14:font="MS Gothic"/>
               <w14:uncheckedState w14:val="2610" w14:font="MS Gothic"/>
             </w14:checkbox>
@@ -4153,7 +4051,7 @@
                   <w:rPr>
                     <w:rFonts w:ascii="MS Gothic" w:eastAsia="MS Gothic" w:hAnsi="MS Gothic" w:cs="Arial" w:hint="eastAsia"/>
                   </w:rPr>
-                  <w:t>☐</w:t>
+                  <w:t>☒</w:t>
                 </w:r>
               </w:p>
             </w:tc>
@@ -4194,7 +4092,7 @@
             </w:rPr>
             <w:id w:val="-999029216"/>
             <w14:checkbox>
-              <w14:checked w14:val="0"/>
+              <w14:checked w14:val="1"/>
               <w14:checkedState w14:val="2612" w14:font="MS Gothic"/>
               <w14:uncheckedState w14:val="2610" w14:font="MS Gothic"/>
             </w14:checkbox>
@@ -4216,7 +4114,7 @@
                   <w:rPr>
                     <w:rFonts w:ascii="MS Gothic" w:eastAsia="MS Gothic" w:hAnsi="MS Gothic" w:cs="Arial" w:hint="eastAsia"/>
                   </w:rPr>
-                  <w:t>☐</w:t>
+                  <w:t>☒</w:t>
                 </w:r>
               </w:p>
             </w:tc>
@@ -4262,7 +4160,7 @@
             </w:rPr>
             <w:id w:val="-1286423710"/>
             <w14:checkbox>
-              <w14:checked w14:val="0"/>
+              <w14:checked w14:val="1"/>
               <w14:checkedState w14:val="2612" w14:font="MS Gothic"/>
               <w14:uncheckedState w14:val="2610" w14:font="MS Gothic"/>
             </w14:checkbox>
@@ -4284,7 +4182,7 @@
                   <w:rPr>
                     <w:rFonts w:ascii="MS Gothic" w:eastAsia="MS Gothic" w:hAnsi="MS Gothic" w:cs="Arial" w:hint="eastAsia"/>
                   </w:rPr>
-                  <w:t>☐</w:t>
+                  <w:t>☒</w:t>
                 </w:r>
               </w:p>
             </w:tc>
@@ -4354,7 +4252,7 @@
             </w:rPr>
             <w:id w:val="-1127541570"/>
             <w14:checkbox>
-              <w14:checked w14:val="0"/>
+              <w14:checked w14:val="1"/>
               <w14:checkedState w14:val="2612" w14:font="MS Gothic"/>
               <w14:uncheckedState w14:val="2610" w14:font="MS Gothic"/>
             </w14:checkbox>
@@ -4376,7 +4274,7 @@
                   <w:rPr>
                     <w:rFonts w:ascii="MS Gothic" w:eastAsia="MS Gothic" w:hAnsi="MS Gothic" w:cs="Arial" w:hint="eastAsia"/>
                   </w:rPr>
-                  <w:t>☐</w:t>
+                  <w:t>☒</w:t>
                 </w:r>
               </w:p>
             </w:tc>
@@ -4414,7 +4312,7 @@
             </w:rPr>
             <w:id w:val="274994606"/>
             <w14:checkbox>
-              <w14:checked w14:val="0"/>
+              <w14:checked w14:val="1"/>
               <w14:checkedState w14:val="2612" w14:font="MS Gothic"/>
               <w14:uncheckedState w14:val="2610" w14:font="MS Gothic"/>
             </w14:checkbox>
@@ -4436,7 +4334,7 @@
                   <w:rPr>
                     <w:rFonts w:ascii="MS Gothic" w:eastAsia="MS Gothic" w:hAnsi="MS Gothic" w:cs="Arial" w:hint="eastAsia"/>
                   </w:rPr>
-                  <w:t>☐</w:t>
+                  <w:t>☒</w:t>
                 </w:r>
               </w:p>
             </w:tc>
@@ -4485,7 +4383,7 @@
             </w:rPr>
             <w:id w:val="-14611377"/>
             <w14:checkbox>
-              <w14:checked w14:val="0"/>
+              <w14:checked w14:val="1"/>
               <w14:checkedState w14:val="2612" w14:font="MS Gothic"/>
               <w14:uncheckedState w14:val="2610" w14:font="MS Gothic"/>
             </w14:checkbox>
@@ -4507,7 +4405,7 @@
                   <w:rPr>
                     <w:rFonts w:ascii="MS Gothic" w:eastAsia="MS Gothic" w:hAnsi="MS Gothic" w:cs="Arial" w:hint="eastAsia"/>
                   </w:rPr>
-                  <w:t>☐</w:t>
+                  <w:t>☒</w:t>
                 </w:r>
               </w:p>
             </w:tc>
@@ -4556,7 +4454,7 @@
             </w:rPr>
             <w:id w:val="1956435620"/>
             <w14:checkbox>
-              <w14:checked w14:val="0"/>
+              <w14:checked w14:val="1"/>
               <w14:checkedState w14:val="2612" w14:font="MS Gothic"/>
               <w14:uncheckedState w14:val="2610" w14:font="MS Gothic"/>
             </w14:checkbox>
@@ -4578,7 +4476,7 @@
                   <w:rPr>
                     <w:rFonts w:ascii="MS Gothic" w:eastAsia="MS Gothic" w:hAnsi="MS Gothic" w:cs="Arial" w:hint="eastAsia"/>
                   </w:rPr>
-                  <w:t>☐</w:t>
+                  <w:t>☒</w:t>
                 </w:r>
               </w:p>
             </w:tc>
@@ -4616,7 +4514,7 @@
             </w:rPr>
             <w:id w:val="-867984556"/>
             <w14:checkbox>
-              <w14:checked w14:val="0"/>
+              <w14:checked w14:val="1"/>
               <w14:checkedState w14:val="2612" w14:font="MS Gothic"/>
               <w14:uncheckedState w14:val="2610" w14:font="MS Gothic"/>
             </w14:checkbox>
@@ -4638,7 +4536,7 @@
                   <w:rPr>
                     <w:rFonts w:ascii="MS Gothic" w:eastAsia="MS Gothic" w:hAnsi="MS Gothic" w:cs="Arial" w:hint="eastAsia"/>
                   </w:rPr>
-                  <w:t>☐</w:t>
+                  <w:t>☒</w:t>
                 </w:r>
               </w:p>
             </w:tc>
@@ -4681,7 +4579,7 @@
             </w:rPr>
             <w:id w:val="1169446134"/>
             <w14:checkbox>
-              <w14:checked w14:val="0"/>
+              <w14:checked w14:val="1"/>
               <w14:checkedState w14:val="2612" w14:font="MS Gothic"/>
               <w14:uncheckedState w14:val="2610" w14:font="MS Gothic"/>
             </w14:checkbox>
@@ -4703,7 +4601,7 @@
                   <w:rPr>
                     <w:rFonts w:ascii="MS Gothic" w:eastAsia="MS Gothic" w:hAnsi="MS Gothic" w:cs="Arial" w:hint="eastAsia"/>
                   </w:rPr>
-                  <w:t>☐</w:t>
+                  <w:t>☒</w:t>
                 </w:r>
               </w:p>
             </w:tc>
@@ -4766,77 +4664,8 @@
         <w:rPr>
           <w:sz w:val="24"/>
         </w:rPr>
-        <w:fldChar w:fldCharType="begin">
-          <w:ffData>
-            <w:name w:val="Text4"/>
-            <w:enabled/>
-            <w:calcOnExit w:val="0"/>
-            <w:textInput>
-              <w:type w:val="date"/>
-            </w:textInput>
-          </w:ffData>
-        </w:fldChar>
+        <w:t>7.2.2018</w:t>
       </w:r>
-      <w:bookmarkStart w:id="9" w:name="Text4"/>
-      <w:r>
-        <w:rPr>
-          <w:sz w:val="24"/>
-        </w:rPr>
-        <w:instrText xml:space="preserve"> FORMTEXT </w:instrText>
-      </w:r>
-      <w:r>
-        <w:rPr>
-          <w:sz w:val="24"/>
-        </w:rPr>
-      </w:r>
-      <w:r>
-        <w:rPr>
-          <w:sz w:val="24"/>
-        </w:rPr>
-        <w:fldChar w:fldCharType="separate"/>
-      </w:r>
-      <w:r>
-        <w:rPr>
-          <w:noProof/>
-          <w:sz w:val="24"/>
-        </w:rPr>
-        <w:t> </w:t>
-      </w:r>
-      <w:r>
-        <w:rPr>
-          <w:noProof/>
-          <w:sz w:val="24"/>
-        </w:rPr>
-        <w:t> </w:t>
-      </w:r>
-      <w:r>
-        <w:rPr>
-          <w:noProof/>
-          <w:sz w:val="24"/>
-        </w:rPr>
-        <w:t> </w:t>
-      </w:r>
-      <w:r>
-        <w:rPr>
-          <w:noProof/>
-          <w:sz w:val="24"/>
-        </w:rPr>
-        <w:t> </w:t>
-      </w:r>
-      <w:r>
-        <w:rPr>
-          <w:noProof/>
-          <w:sz w:val="24"/>
-        </w:rPr>
-        <w:t> </w:t>
-      </w:r>
-      <w:r>
-        <w:rPr>
-          <w:sz w:val="24"/>
-        </w:rPr>
-        <w:fldChar w:fldCharType="end"/>
-      </w:r>
-      <w:bookmarkEnd w:id="9"/>
     </w:p>
     <w:p>
       <w:pPr>
@@ -4863,75 +4692,10 @@
         <w:rPr>
           <w:sz w:val="24"/>
         </w:rPr>
-        <w:fldChar w:fldCharType="begin">
-          <w:ffData>
-            <w:name w:val="Text5"/>
-            <w:enabled/>
-            <w:calcOnExit w:val="0"/>
-            <w:textInput/>
-          </w:ffData>
-        </w:fldChar>
+        <w:t>MQ</w:t>
       </w:r>
-      <w:bookmarkStart w:id="10" w:name="Text5"/>
-      <w:r>
-        <w:rPr>
-          <w:sz w:val="24"/>
-        </w:rPr>
-        <w:instrText xml:space="preserve"> FORMTEXT </w:instrText>
-      </w:r>
-      <w:r>
-        <w:rPr>
-          <w:sz w:val="24"/>
-        </w:rPr>
-      </w:r>
-      <w:r>
-        <w:rPr>
-          <w:sz w:val="24"/>
-        </w:rPr>
-        <w:fldChar w:fldCharType="separate"/>
-      </w:r>
-      <w:r>
-        <w:rPr>
-          <w:noProof/>
-          <w:sz w:val="24"/>
-        </w:rPr>
-        <w:t> </w:t>
-      </w:r>
-      <w:r>
-        <w:rPr>
-          <w:noProof/>
-          <w:sz w:val="24"/>
-        </w:rPr>
-        <w:t> </w:t>
-      </w:r>
-      <w:r>
-        <w:rPr>
-          <w:noProof/>
-          <w:sz w:val="24"/>
-        </w:rPr>
-        <w:t> </w:t>
-      </w:r>
-      <w:r>
-        <w:rPr>
-          <w:noProof/>
-          <w:sz w:val="24"/>
-        </w:rPr>
-        <w:t> </w:t>
-      </w:r>
-      <w:r>
-        <w:rPr>
-          <w:noProof/>
-          <w:sz w:val="24"/>
-        </w:rPr>
-        <w:t> </w:t>
-      </w:r>
-      <w:r>
-        <w:rPr>
-          <w:sz w:val="24"/>
-        </w:rPr>
-        <w:fldChar w:fldCharType="end"/>
-      </w:r>
-      <w:bookmarkEnd w:id="10"/>
+      <w:bookmarkStart w:id="9" w:name="_GoBack"/>
+      <w:bookmarkEnd w:id="9"/>
     </w:p>
     <w:sectPr>
       <w:pgSz w:w="12240" w:h="15840"/>
@@ -6191,7 +5955,7 @@
 </file>
 
 <file path=customXml/itemProps1.xml><?xml version="1.0" encoding="utf-8"?>
-<ds:datastoreItem xmlns:ds="http://schemas.openxmlformats.org/officeDocument/2006/customXml" ds:itemID="{068E90F1-5CE5-4570-B930-E37B859C138A}">
+<ds:datastoreItem xmlns:ds="http://schemas.openxmlformats.org/officeDocument/2006/customXml" ds:itemID="{16BBE38E-E3C3-4A33-8114-1DC2F4B506F6}">
   <ds:schemaRefs>
     <ds:schemaRef ds:uri="http://schemas.openxmlformats.org/officeDocument/2006/bibliography"/>
   </ds:schemaRefs>
